--- a/site/docs/localtranscript-fiche-fr.docx
+++ b/site/docs/localtranscript-fiche-fr.docx
@@ -884,7 +884,7 @@
         <w:rPr>
           <w:rStyle w:val="VerbatimChar"/>
         </w:rPr>
-        <w:t xml:space="preserve">.qdpx</w:t>
+        <w:t xml:space="preserve">.qdpx.zip</w:t>
       </w:r>
       <w:r>
         <w:t xml:space="preserve">) et dossier enrich</w:t>
@@ -899,7 +899,7 @@
         <w:rPr>
           <w:rStyle w:val="VerbatimChar"/>
         </w:rPr>
-        <w:t xml:space="preserve">.enrich.zip</w:t>
+        <w:t xml:space="preserve">.enrich</w:t>
       </w:r>
       <w:r>
         <w:t xml:space="preserve">) contiennent le fichier audio avec la voix et les noms</w:t>
